--- a/enterprise-architectuur/niveau-3/deel-24/werkboek.docx
+++ b/enterprise-architectuur/niveau-3/deel-24/werkboek.docx
@@ -720,22 +720,8 @@
       </w:r>
     </w:p>
     <w:p>
-      <w:pPr>
-        <w:spacing w:after="160" w:line="300"/>
-        <w:jc w:val="left"/>
-      </w:pPr>
-      <w:r>
-        <w:rPr>
-          <w:rFonts w:ascii="Calibri" w:cs="Calibri" w:eastAsia="Calibri" w:hAnsi="Calibri"/>
-          <w:b w:val="false"/>
-          <w:bCs w:val="false"/>
-          <w:i w:val="false"/>
-          <w:iCs w:val="false"/>
-          <w:color w:val="1A1A1A"/>
-          <w:sz w:val="21"/>
-          <w:szCs w:val="21"/>
-        </w:rPr>
-        <w:t xml:space="preserve">## Modeluitwerkingen</w:t>
+      <w:r>
+        <w:br w:type="page"/>
       </w:r>
     </w:p>
     <w:p>
@@ -755,45 +741,7 @@
           <w:sz w:val="24"/>
           <w:szCs w:val="24"/>
         </w:rPr>
-        <w:t xml:space="preserve">Uitwerking opdracht 1</w:t>
-      </w:r>
-    </w:p>
-    <w:p>
-      <w:pPr>
-        <w:spacing w:after="160" w:line="300"/>
-        <w:jc w:val="left"/>
-      </w:pPr>
-      <w:r>
-        <w:rPr>
-          <w:rFonts w:ascii="Calibri" w:cs="Calibri" w:eastAsia="Calibri" w:hAnsi="Calibri"/>
-          <w:b w:val="false"/>
-          <w:bCs w:val="false"/>
-          <w:i w:val="false"/>
-          <w:iCs w:val="false"/>
-          <w:color w:val="1A1A1A"/>
-          <w:sz w:val="21"/>
-          <w:szCs w:val="21"/>
-        </w:rPr>
-        <w:t xml:space="preserve">Modelvertalingen: 1 → "twaalf procent van de deelnemers kunnen wij nu niet correct invaren garanderen — u moet beslissen: accepteren, herstellen, of uitstellen"; 2 → "veertig procent van de waardeoverdrachtkoppeling is nog niet getest — bij een storing daar weten wij nu niet zeker wat er misgaat"; 3 → "het transitieplan is nog niet compleet voor indiening bij DNB — dit raakt de wettelijke deadline voor indiening"; 4 → "twee van de vijf mutatiedomeinen lopen risico niet op tijd klaar te zijn — dit beïnvloedt of de volledige transitie op 1 januari 2028 haalbaar is."</w:t>
-      </w:r>
-    </w:p>
-    <w:p>
-      <w:pPr>
-        <w:spacing w:after="160" w:line="300"/>
-        <w:jc w:val="left"/>
-      </w:pPr>
-      <w:r>
-        <w:rPr>
-          <w:rFonts w:ascii="Calibri" w:cs="Calibri" w:eastAsia="Calibri" w:hAnsi="Calibri"/>
-          <w:b w:val="false"/>
-          <w:bCs w:val="false"/>
-          <w:i w:val="false"/>
-          <w:iCs w:val="false"/>
-          <w:color w:val="1A1A1A"/>
-          <w:sz w:val="21"/>
-          <w:szCs w:val="21"/>
-        </w:rPr>
-        <w:t xml:space="preserve">Verantwoording: een informerende vertaling koppelt het feit aan een concreet besluit dat het bestuur kan nemen (met opties); een alarmerende vertaling zonder aanleiding presenteert het feit als ramp zonder handelingsperspectief — het verschil tussen "u moet hierover beslissen" en "dit gaat fout".</w:t>
+        <w:t xml:space="preserve">Modeluitwerkingen</w:t>
       </w:r>
     </w:p>
     <w:p>
@@ -813,45 +761,45 @@
           <w:sz w:val="24"/>
           <w:szCs w:val="24"/>
         </w:rPr>
-        <w:t xml:space="preserve">Uitwerking opdracht 2</w:t>
-      </w:r>
-    </w:p>
-    <w:p>
-      <w:pPr>
-        <w:spacing w:after="160" w:line="300"/>
-        <w:jc w:val="left"/>
-      </w:pPr>
-      <w:r>
-        <w:rPr>
-          <w:rFonts w:ascii="Calibri" w:cs="Calibri" w:eastAsia="Calibri" w:hAnsi="Calibri"/>
-          <w:b w:val="false"/>
-          <w:bCs w:val="false"/>
-          <w:i w:val="false"/>
-          <w:iCs w:val="false"/>
-          <w:color w:val="1A1A1A"/>
-          <w:sz w:val="21"/>
-          <w:szCs w:val="21"/>
-        </w:rPr>
-        <w:t xml:space="preserve">Operationeel: 1, 3, 5. Bestuurlijk: 2, 4.</w:t>
-      </w:r>
-    </w:p>
-    <w:p>
-      <w:pPr>
-        <w:spacing w:after="160" w:line="300"/>
-        <w:jc w:val="left"/>
-      </w:pPr>
-      <w:r>
-        <w:rPr>
-          <w:rFonts w:ascii="Calibri" w:cs="Calibri" w:eastAsia="Calibri" w:hAnsi="Calibri"/>
-          <w:b w:val="false"/>
-          <w:bCs w:val="false"/>
-          <w:i w:val="false"/>
-          <w:iCs w:val="false"/>
-          <w:color w:val="1A1A1A"/>
-          <w:sz w:val="21"/>
-          <w:szCs w:val="21"/>
-        </w:rPr>
-        <w:t xml:space="preserve">Verantwoording: de bestuurlijke risico's raken allebei de haalbaarheid van de wettelijke deadline of de juistheid van het invaren zelf — zaken waarover het bestuur wettelijk en persoonlijk verantwoording aflegt bij DNB/AFM. De operationele risico's zijn oplosbaar binnen het programma zonder dat de kern van de transitie in gevaar komt.</w:t>
+        <w:t xml:space="preserve">Uitwerking opdracht 1</w:t>
+      </w:r>
+    </w:p>
+    <w:p>
+      <w:pPr>
+        <w:spacing w:after="160" w:line="300"/>
+        <w:jc w:val="left"/>
+      </w:pPr>
+      <w:r>
+        <w:rPr>
+          <w:rFonts w:ascii="Calibri" w:cs="Calibri" w:eastAsia="Calibri" w:hAnsi="Calibri"/>
+          <w:b w:val="false"/>
+          <w:bCs w:val="false"/>
+          <w:i w:val="false"/>
+          <w:iCs w:val="false"/>
+          <w:color w:val="1A1A1A"/>
+          <w:sz w:val="21"/>
+          <w:szCs w:val="21"/>
+        </w:rPr>
+        <w:t xml:space="preserve">Modelvertalingen: 1 → "twaalf procent van de deelnemers kunnen wij nu niet correct invaren garanderen — u moet beslissen: accepteren, herstellen, of uitstellen"; 2 → "veertig procent van de waardeoverdrachtkoppeling is nog niet getest — bij een storing daar weten wij nu niet zeker wat er misgaat"; 3 → "het transitieplan is nog niet compleet voor indiening bij DNB — dit raakt de wettelijke deadline voor indiening"; 4 → "twee van de vijf mutatiedomeinen lopen risico niet op tijd klaar te zijn — dit beïnvloedt of de volledige transitie op 1 januari 2028 haalbaar is."</w:t>
+      </w:r>
+    </w:p>
+    <w:p>
+      <w:pPr>
+        <w:spacing w:after="160" w:line="300"/>
+        <w:jc w:val="left"/>
+      </w:pPr>
+      <w:r>
+        <w:rPr>
+          <w:rFonts w:ascii="Calibri" w:cs="Calibri" w:eastAsia="Calibri" w:hAnsi="Calibri"/>
+          <w:b w:val="false"/>
+          <w:bCs w:val="false"/>
+          <w:i w:val="false"/>
+          <w:iCs w:val="false"/>
+          <w:color w:val="1A1A1A"/>
+          <w:sz w:val="21"/>
+          <w:szCs w:val="21"/>
+        </w:rPr>
+        <w:t xml:space="preserve">Verantwoording: een informerende vertaling koppelt het feit aan een concreet besluit dat het bestuur kan nemen (met opties); een alarmerende vertaling zonder aanleiding presenteert het feit als ramp zonder handelingsperspectief — het verschil tussen "u moet hierover beslissen" en "dit gaat fout".</w:t>
       </w:r>
     </w:p>
     <w:p>
@@ -871,26 +819,45 @@
           <w:sz w:val="24"/>
           <w:szCs w:val="24"/>
         </w:rPr>
-        <w:t xml:space="preserve">Uitwerking opdracht 3</w:t>
-      </w:r>
-    </w:p>
-    <w:p>
-      <w:pPr>
-        <w:spacing w:after="160" w:line="300"/>
-        <w:jc w:val="left"/>
-      </w:pPr>
-      <w:r>
-        <w:rPr>
-          <w:rFonts w:ascii="Calibri" w:cs="Calibri" w:eastAsia="Calibri" w:hAnsi="Calibri"/>
-          <w:b w:val="false"/>
-          <w:bCs w:val="false"/>
-          <w:i w:val="false"/>
-          <w:iCs w:val="false"/>
-          <w:color w:val="1A1A1A"/>
-          <w:sz w:val="21"/>
-          <w:szCs w:val="21"/>
-        </w:rPr>
-        <w:t xml:space="preserve">Modeluitwerkingen zijn persoonlijk; sterk werk erkent expliciet de aansprakelijkheidsdimensie zonder overdreven dramatisch te worden, en biedt het bestuur een concreet handelingsperspectief (het gefaseerde plan), niet alleen een probleem.</w:t>
+        <w:t xml:space="preserve">Uitwerking opdracht 2</w:t>
+      </w:r>
+    </w:p>
+    <w:p>
+      <w:pPr>
+        <w:spacing w:after="160" w:line="300"/>
+        <w:jc w:val="left"/>
+      </w:pPr>
+      <w:r>
+        <w:rPr>
+          <w:rFonts w:ascii="Calibri" w:cs="Calibri" w:eastAsia="Calibri" w:hAnsi="Calibri"/>
+          <w:b w:val="false"/>
+          <w:bCs w:val="false"/>
+          <w:i w:val="false"/>
+          <w:iCs w:val="false"/>
+          <w:color w:val="1A1A1A"/>
+          <w:sz w:val="21"/>
+          <w:szCs w:val="21"/>
+        </w:rPr>
+        <w:t xml:space="preserve">Operationeel: 1, 3, 5. Bestuurlijk: 2, 4.</w:t>
+      </w:r>
+    </w:p>
+    <w:p>
+      <w:pPr>
+        <w:spacing w:after="160" w:line="300"/>
+        <w:jc w:val="left"/>
+      </w:pPr>
+      <w:r>
+        <w:rPr>
+          <w:rFonts w:ascii="Calibri" w:cs="Calibri" w:eastAsia="Calibri" w:hAnsi="Calibri"/>
+          <w:b w:val="false"/>
+          <w:bCs w:val="false"/>
+          <w:i w:val="false"/>
+          <w:iCs w:val="false"/>
+          <w:color w:val="1A1A1A"/>
+          <w:sz w:val="21"/>
+          <w:szCs w:val="21"/>
+        </w:rPr>
+        <w:t xml:space="preserve">Verantwoording: de bestuurlijke risico's raken allebei de haalbaarheid van de wettelijke deadline of de juistheid van het invaren zelf — zaken waarover het bestuur wettelijk en persoonlijk verantwoording aflegt bij DNB/AFM. De operationele risico's zijn oplosbaar binnen het programma zonder dat de kern van de transitie in gevaar komt.</w:t>
       </w:r>
     </w:p>
     <w:p>
@@ -910,6 +877,45 @@
           <w:sz w:val="24"/>
           <w:szCs w:val="24"/>
         </w:rPr>
+        <w:t xml:space="preserve">Uitwerking opdracht 3</w:t>
+      </w:r>
+    </w:p>
+    <w:p>
+      <w:pPr>
+        <w:spacing w:after="160" w:line="300"/>
+        <w:jc w:val="left"/>
+      </w:pPr>
+      <w:r>
+        <w:rPr>
+          <w:rFonts w:ascii="Calibri" w:cs="Calibri" w:eastAsia="Calibri" w:hAnsi="Calibri"/>
+          <w:b w:val="false"/>
+          <w:bCs w:val="false"/>
+          <w:i w:val="false"/>
+          <w:iCs w:val="false"/>
+          <w:color w:val="1A1A1A"/>
+          <w:sz w:val="21"/>
+          <w:szCs w:val="21"/>
+        </w:rPr>
+        <w:t xml:space="preserve">Modeluitwerkingen zijn persoonlijk; sterk werk erkent expliciet de aansprakelijkheidsdimensie zonder overdreven dramatisch te worden, en biedt het bestuur een concreet handelingsperspectief (het gefaseerde plan), niet alleen een probleem.</w:t>
+      </w:r>
+    </w:p>
+    <w:p>
+      <w:pPr>
+        <w:pStyle w:val="Heading2"/>
+        <w:pBdr>
+          <w:bottom w:val="single" w:color="2563A8" w:sz="6" w:space="4"/>
+        </w:pBdr>
+        <w:spacing w:after="160" w:before="300"/>
+      </w:pPr>
+      <w:r>
+        <w:rPr>
+          <w:rFonts w:ascii="Calibri" w:cs="Calibri" w:eastAsia="Calibri" w:hAnsi="Calibri"/>
+          <w:b/>
+          <w:bCs/>
+          <w:color w:val="2563A8"/>
+          <w:sz w:val="24"/>
+          <w:szCs w:val="24"/>
+        </w:rPr>
         <w:t xml:space="preserve">Uitwerking opdracht 4</w:t>
       </w:r>
     </w:p>
@@ -934,21 +940,22 @@
     </w:p>
     <w:p>
       <w:pPr>
-        <w:spacing w:after="160" w:line="300"/>
-        <w:jc w:val="left"/>
-      </w:pPr>
-      <w:r>
-        <w:rPr>
-          <w:rFonts w:ascii="Calibri" w:cs="Calibri" w:eastAsia="Calibri" w:hAnsi="Calibri"/>
-          <w:b w:val="false"/>
-          <w:bCs w:val="false"/>
-          <w:i w:val="false"/>
-          <w:iCs w:val="false"/>
-          <w:color w:val="1A1A1A"/>
-          <w:sz w:val="21"/>
-          <w:szCs w:val="21"/>
-        </w:rPr>
-        <w:t xml:space="preserve">## Beoordelingskader opdracht 5 (peer feedback in deel 25)</w:t>
+        <w:pStyle w:val="Heading2"/>
+        <w:pBdr>
+          <w:bottom w:val="single" w:color="2563A8" w:sz="6" w:space="4"/>
+        </w:pBdr>
+        <w:spacing w:after="160" w:before="300"/>
+      </w:pPr>
+      <w:r>
+        <w:rPr>
+          <w:rFonts w:ascii="Calibri" w:cs="Calibri" w:eastAsia="Calibri" w:hAnsi="Calibri"/>
+          <w:b/>
+          <w:bCs/>
+          <w:color w:val="2563A8"/>
+          <w:sz w:val="24"/>
+          <w:szCs w:val="24"/>
+        </w:rPr>
+        <w:t xml:space="preserve">Beoordelingskader opdracht 5 (peer feedback in deel 25)</w:t>
       </w:r>
     </w:p>
     <w:p>
